--- a/Introduccion a la Ingenieria/Kit docente/Clase 2/Guion Docente Clase 2 - Historia y evolucion de la Ingenieria.docx
+++ b/Introduccion a la Ingenieria/Kit docente/Clase 2/Guion Docente Clase 2 - Historia y evolucion de la Ingenieria.docx
@@ -69,7 +69,7 @@
           <w:color w:val="4A4A49"/>
           <w:sz w:val="22"/>
         </w:rPr>
-        <w:t>Tipo: Clase virtual sincrónica por Google Meet · Sesión 2 de 16 · corresponde al tema 2 del microcurrículo</w:t>
+        <w:t>Tipo: Clase virtual sincrónica por Google Meet · Sesión 2 de 11 (sesión doble junto con la Clase 3) · corresponde al tema 2 del microcurrículo</w:t>
       </w:r>
     </w:p>
     <w:p>
@@ -169,6 +169,7 @@
       <w:r>
         <w:rPr>
           <w:rFonts w:ascii="Consolas" w:hAnsi="Consolas"/>
+          <w:b w:val="0"/>
           <w:color w:val="111111"/>
           <w:sz w:val="21"/>
         </w:rPr>
@@ -740,7 +741,7 @@
           <w:color w:val="4A4A49"/>
           <w:sz w:val="22"/>
         </w:rPr>
-        <w:t>. Esa pregunta es el hilo de las sesiones 4, 5 y 13.</w:t>
+        <w:t>. Esa pregunta es el hilo de las Clases 4, 5 y 13.</w:t>
       </w:r>
     </w:p>
     <w:p>
@@ -902,6 +903,7 @@
       <w:r>
         <w:rPr>
           <w:rFonts w:ascii="Consolas" w:hAnsi="Consolas"/>
+          <w:b w:val="0"/>
           <w:color w:val="111111"/>
           <w:sz w:val="21"/>
         </w:rPr>
@@ -1069,7 +1071,7 @@
           <w:color w:val="4A4A49"/>
           <w:sz w:val="22"/>
         </w:rPr>
-        <w:t>Para la sesión 3</w:t>
+        <w:t>Para la Clase 3</w:t>
       </w:r>
     </w:p>
     <w:p>
@@ -2117,7 +2119,7 @@
           <w:color w:val="4A4A49"/>
           <w:sz w:val="22"/>
         </w:rPr>
-        <w:t>Esta clase es la primera vez que se exige fuente con autor y año. Dígalo explícitamente: es un criterio que se va a repetir en las sesiones 9 y 13.</w:t>
+        <w:t>Esta clase es la primera vez que se exige fuente con autor y año. Dígalo explícitamente: es un criterio que se va a repetir en las Clases 9 y 13.</w:t>
       </w:r>
     </w:p>
     <w:p>
@@ -2161,6 +2163,7 @@
       <w:r>
         <w:rPr>
           <w:rFonts w:ascii="Consolas" w:hAnsi="Consolas"/>
+          <w:b w:val="0"/>
           <w:color w:val="111111"/>
           <w:sz w:val="21"/>
         </w:rPr>
@@ -2182,6 +2185,7 @@
       <w:r>
         <w:rPr>
           <w:rFonts w:ascii="Consolas" w:hAnsi="Consolas"/>
+          <w:b w:val="0"/>
           <w:color w:val="111111"/>
           <w:sz w:val="21"/>
         </w:rPr>
@@ -2219,6 +2223,7 @@
       <w:r>
         <w:rPr>
           <w:rFonts w:ascii="Consolas" w:hAnsi="Consolas"/>
+          <w:b w:val="0"/>
           <w:color w:val="111111"/>
           <w:sz w:val="21"/>
         </w:rPr>
@@ -2240,6 +2245,7 @@
       <w:r>
         <w:rPr>
           <w:rFonts w:ascii="Consolas" w:hAnsi="Consolas"/>
+          <w:b w:val="0"/>
           <w:color w:val="111111"/>
           <w:sz w:val="21"/>
         </w:rPr>

--- a/Introduccion a la Ingenieria/Kit docente/Clase 2/Guion Docente Clase 2 - Historia y evolucion de la Ingenieria.docx
+++ b/Introduccion a la Ingenieria/Kit docente/Clase 2/Guion Docente Clase 2 - Historia y evolucion de la Ingenieria.docx
@@ -69,7 +69,7 @@
           <w:color w:val="4A4A49"/>
           <w:sz w:val="22"/>
         </w:rPr>
-        <w:t>Tipo: Clase virtual sincrónica por Google Meet · Sesión 2 de 11 (sesión doble junto con la Clase 3) · corresponde al tema 2 del microcurrículo</w:t>
+        <w:t>Tipo: Clase virtual sincrónica por Microsoft Teams · Sesión 2 de 11 (sesión doble junto con la Clase 3) · corresponde al tema 2 del microcurrículo</w:t>
       </w:r>
     </w:p>
     <w:p>
@@ -98,7 +98,7 @@
           <w:color w:val="4A4A49"/>
           <w:sz w:val="22"/>
         </w:rPr>
-        <w:t xml:space="preserve"> por Google Meet · actividades en plataformas gratuitas en la nube · los 5 equipos trabajan en </w:t>
+        <w:t xml:space="preserve"> por Microsoft Teams · actividades en plataformas gratuitas en la nube · los 5 equipos trabajan en </w:t>
       </w:r>
       <w:r>
         <w:rPr>
@@ -1120,7 +1120,7 @@
           <w:color w:val="4A4A49"/>
           <w:sz w:val="22"/>
         </w:rPr>
-        <w:t>Entre a Meet 5 min antes y comparta pantalla con la pregunta de entrada antes de que entre el primer estudiante:</w:t>
+        <w:t>Entre a Teams 5 min antes y comparta pantalla con la pregunta de entrada antes de que entre el primer estudiante:</w:t>
       </w:r>
     </w:p>
     <w:p>
@@ -1153,7 +1153,7 @@
           <w:color w:val="4A4A49"/>
           <w:sz w:val="22"/>
         </w:rPr>
-        <w:t xml:space="preserve"> el enlace del muro de Padlet va en el chat de Meet. No corrija ninguna respuesta ahora: el valor de este muro está en releerlo en el minuto 25, cuando ya se haya contado Garmisch.</w:t>
+        <w:t xml:space="preserve"> el enlace del muro de Padlet va en el chat de Teams. No corrija ninguna respuesta ahora: el valor de este muro está en releerlo en el minuto 25, cuando ya se haya contado Garmisch.</w:t>
       </w:r>
     </w:p>
     <w:p>
